--- a/Reqs/2026/Feature Review and Bug Tracking Log - v2026.docx
+++ b/Reqs/2026/Feature Review and Bug Tracking Log - v2026.docx
@@ -213,6 +213,191 @@
           <w:bCs w:val="false"/>
         </w:rPr>
         <w:t>iPads 9th generation, 2160x1620 pixels, 10.2”, Safari</w:t>
+      </w:r>
+    </w:p>
+    <w:p>
+      <w:pPr>
+        <w:pStyle w:val="BodyText"/>
+        <w:bidi w:val="0"/>
+        <w:jc w:val="start"/>
+        <w:rPr/>
+      </w:pPr>
+      <w:r>
+        <w:rPr>
+          <w:rStyle w:val="Strong"/>
+          <w:rFonts w:ascii="Liberation Sans" w:hAnsi="Liberation Sans"/>
+          <w:b w:val="false"/>
+          <w:bCs w:val="false"/>
+        </w:rPr>
+        <w:t>Schema</w:t>
+      </w:r>
+    </w:p>
+    <w:p>
+      <w:pPr>
+        <w:pStyle w:val="BodyText"/>
+        <w:numPr>
+          <w:ilvl w:val="0"/>
+          <w:numId w:val="9"/>
+        </w:numPr>
+        <w:bidi w:val="0"/>
+        <w:jc w:val="start"/>
+        <w:rPr/>
+      </w:pPr>
+      <w:r>
+        <w:rPr>
+          <w:rStyle w:val="Strong"/>
+          <w:rFonts w:ascii="Liberation Sans" w:hAnsi="Liberation Sans"/>
+          <w:b w:val="false"/>
+          <w:bCs w:val="false"/>
+        </w:rPr>
+        <w:t>ActivityBases</w:t>
+      </w:r>
+    </w:p>
+    <w:p>
+      <w:pPr>
+        <w:pStyle w:val="BodyText"/>
+        <w:numPr>
+          <w:ilvl w:val="0"/>
+          <w:numId w:val="9"/>
+        </w:numPr>
+        <w:bidi w:val="0"/>
+        <w:jc w:val="start"/>
+        <w:rPr/>
+      </w:pPr>
+      <w:r>
+        <w:rPr>
+          <w:rStyle w:val="Strong"/>
+          <w:rFonts w:ascii="Liberation Sans" w:hAnsi="Liberation Sans"/>
+          <w:b w:val="false"/>
+          <w:bCs w:val="false"/>
+        </w:rPr>
+        <w:t>Coins</w:t>
+      </w:r>
+    </w:p>
+    <w:p>
+      <w:pPr>
+        <w:pStyle w:val="BodyText"/>
+        <w:numPr>
+          <w:ilvl w:val="0"/>
+          <w:numId w:val="9"/>
+        </w:numPr>
+        <w:bidi w:val="0"/>
+        <w:jc w:val="start"/>
+        <w:rPr/>
+      </w:pPr>
+      <w:r>
+        <w:rPr>
+          <w:rStyle w:val="Strong"/>
+          <w:rFonts w:ascii="Liberation Sans" w:hAnsi="Liberation Sans"/>
+          <w:b w:val="false"/>
+          <w:bCs w:val="false"/>
+        </w:rPr>
+        <w:t>ErrorLogs</w:t>
+      </w:r>
+    </w:p>
+    <w:p>
+      <w:pPr>
+        <w:pStyle w:val="BodyText"/>
+        <w:numPr>
+          <w:ilvl w:val="0"/>
+          <w:numId w:val="9"/>
+        </w:numPr>
+        <w:bidi w:val="0"/>
+        <w:jc w:val="start"/>
+        <w:rPr/>
+      </w:pPr>
+      <w:r>
+        <w:rPr>
+          <w:rStyle w:val="Strong"/>
+          <w:rFonts w:ascii="Liberation Sans" w:hAnsi="Liberation Sans"/>
+          <w:b w:val="false"/>
+          <w:bCs w:val="false"/>
+        </w:rPr>
+        <w:t>ScanPoints</w:t>
+      </w:r>
+    </w:p>
+    <w:p>
+      <w:pPr>
+        <w:pStyle w:val="BodyText"/>
+        <w:numPr>
+          <w:ilvl w:val="0"/>
+          <w:numId w:val="9"/>
+        </w:numPr>
+        <w:bidi w:val="0"/>
+        <w:jc w:val="start"/>
+        <w:rPr/>
+      </w:pPr>
+      <w:r>
+        <w:rPr>
+          <w:rStyle w:val="Strong"/>
+          <w:rFonts w:ascii="Liberation Sans" w:hAnsi="Liberation Sans"/>
+          <w:b w:val="false"/>
+          <w:bCs w:val="false"/>
+        </w:rPr>
+        <w:t>ScanSessions</w:t>
+      </w:r>
+    </w:p>
+    <w:p>
+      <w:pPr>
+        <w:pStyle w:val="BodyText"/>
+        <w:numPr>
+          <w:ilvl w:val="0"/>
+          <w:numId w:val="9"/>
+        </w:numPr>
+        <w:bidi w:val="0"/>
+        <w:jc w:val="start"/>
+        <w:rPr/>
+      </w:pPr>
+      <w:r>
+        <w:rPr>
+          <w:rStyle w:val="Strong"/>
+          <w:rFonts w:ascii="Liberation Sans" w:hAnsi="Liberation Sans"/>
+          <w:b w:val="false"/>
+          <w:bCs w:val="false"/>
+        </w:rPr>
+        <w:t>ScoutGroups</w:t>
+      </w:r>
+    </w:p>
+    <w:p>
+      <w:pPr>
+        <w:pStyle w:val="BodyText"/>
+        <w:numPr>
+          <w:ilvl w:val="0"/>
+          <w:numId w:val="9"/>
+        </w:numPr>
+        <w:bidi w:val="0"/>
+        <w:jc w:val="start"/>
+        <w:rPr/>
+      </w:pPr>
+      <w:r>
+        <w:rPr>
+          <w:rStyle w:val="Strong"/>
+          <w:rFonts w:ascii="Liberation Sans" w:hAnsi="Liberation Sans"/>
+          <w:b w:val="false"/>
+          <w:bCs w:val="false"/>
+        </w:rPr>
+        <w:t>ScoutMembers</w:t>
+      </w:r>
+    </w:p>
+    <w:p>
+      <w:pPr>
+        <w:pStyle w:val="BodyText"/>
+        <w:numPr>
+          <w:ilvl w:val="0"/>
+          <w:numId w:val="9"/>
+        </w:numPr>
+        <w:bidi w:val="0"/>
+        <w:jc w:val="start"/>
+        <w:rPr/>
+      </w:pPr>
+      <w:r>
+        <w:rPr>
+          <w:rStyle w:val="Strong"/>
+          <w:rFonts w:ascii="Liberation Sans" w:hAnsi="Liberation Sans"/>
+          <w:b w:val="false"/>
+          <w:bCs w:val="false"/>
+        </w:rPr>
+        <w:t>ScoutSections</w:t>
       </w:r>
       <w:r>
         <w:br w:type="page"/>
@@ -2899,6 +3084,143 @@
   <w:abstractNum w:abstractNumId="9">
     <w:lvl w:ilvl="0">
       <w:start w:val="1"/>
+      <w:numFmt w:val="bullet"/>
+      <w:lvlText w:val=""/>
+      <w:lvlJc w:val="start"/>
+      <w:pPr>
+        <w:tabs>
+          <w:tab w:val="num" w:pos="720"/>
+        </w:tabs>
+        <w:ind w:start="720" w:hanging="360"/>
+      </w:pPr>
+      <w:rPr>
+        <w:rFonts w:ascii="Symbol" w:hAnsi="Symbol" w:cs="Symbol" w:hint="default"/>
+      </w:rPr>
+    </w:lvl>
+    <w:lvl w:ilvl="1">
+      <w:start w:val="1"/>
+      <w:numFmt w:val="bullet"/>
+      <w:lvlText w:val="◦"/>
+      <w:lvlJc w:val="start"/>
+      <w:pPr>
+        <w:tabs>
+          <w:tab w:val="num" w:pos="1080"/>
+        </w:tabs>
+        <w:ind w:start="1080" w:hanging="360"/>
+      </w:pPr>
+      <w:rPr>
+        <w:rFonts w:ascii="OpenSymbol" w:hAnsi="OpenSymbol" w:cs="OpenSymbol" w:hint="default"/>
+      </w:rPr>
+    </w:lvl>
+    <w:lvl w:ilvl="2">
+      <w:start w:val="1"/>
+      <w:numFmt w:val="bullet"/>
+      <w:lvlText w:val="▪"/>
+      <w:lvlJc w:val="start"/>
+      <w:pPr>
+        <w:tabs>
+          <w:tab w:val="num" w:pos="1440"/>
+        </w:tabs>
+        <w:ind w:start="1440" w:hanging="360"/>
+      </w:pPr>
+      <w:rPr>
+        <w:rFonts w:ascii="OpenSymbol" w:hAnsi="OpenSymbol" w:cs="OpenSymbol" w:hint="default"/>
+      </w:rPr>
+    </w:lvl>
+    <w:lvl w:ilvl="3">
+      <w:start w:val="1"/>
+      <w:numFmt w:val="bullet"/>
+      <w:lvlText w:val=""/>
+      <w:lvlJc w:val="start"/>
+      <w:pPr>
+        <w:tabs>
+          <w:tab w:val="num" w:pos="1800"/>
+        </w:tabs>
+        <w:ind w:start="1800" w:hanging="360"/>
+      </w:pPr>
+      <w:rPr>
+        <w:rFonts w:ascii="Symbol" w:hAnsi="Symbol" w:cs="Symbol" w:hint="default"/>
+      </w:rPr>
+    </w:lvl>
+    <w:lvl w:ilvl="4">
+      <w:start w:val="1"/>
+      <w:numFmt w:val="bullet"/>
+      <w:lvlText w:val="◦"/>
+      <w:lvlJc w:val="start"/>
+      <w:pPr>
+        <w:tabs>
+          <w:tab w:val="num" w:pos="2160"/>
+        </w:tabs>
+        <w:ind w:start="2160" w:hanging="360"/>
+      </w:pPr>
+      <w:rPr>
+        <w:rFonts w:ascii="OpenSymbol" w:hAnsi="OpenSymbol" w:cs="OpenSymbol" w:hint="default"/>
+      </w:rPr>
+    </w:lvl>
+    <w:lvl w:ilvl="5">
+      <w:start w:val="1"/>
+      <w:numFmt w:val="bullet"/>
+      <w:lvlText w:val="▪"/>
+      <w:lvlJc w:val="start"/>
+      <w:pPr>
+        <w:tabs>
+          <w:tab w:val="num" w:pos="2520"/>
+        </w:tabs>
+        <w:ind w:start="2520" w:hanging="360"/>
+      </w:pPr>
+      <w:rPr>
+        <w:rFonts w:ascii="OpenSymbol" w:hAnsi="OpenSymbol" w:cs="OpenSymbol" w:hint="default"/>
+      </w:rPr>
+    </w:lvl>
+    <w:lvl w:ilvl="6">
+      <w:start w:val="1"/>
+      <w:numFmt w:val="bullet"/>
+      <w:lvlText w:val=""/>
+      <w:lvlJc w:val="start"/>
+      <w:pPr>
+        <w:tabs>
+          <w:tab w:val="num" w:pos="2880"/>
+        </w:tabs>
+        <w:ind w:start="2880" w:hanging="360"/>
+      </w:pPr>
+      <w:rPr>
+        <w:rFonts w:ascii="Symbol" w:hAnsi="Symbol" w:cs="Symbol" w:hint="default"/>
+      </w:rPr>
+    </w:lvl>
+    <w:lvl w:ilvl="7">
+      <w:start w:val="1"/>
+      <w:numFmt w:val="bullet"/>
+      <w:lvlText w:val="◦"/>
+      <w:lvlJc w:val="start"/>
+      <w:pPr>
+        <w:tabs>
+          <w:tab w:val="num" w:pos="3240"/>
+        </w:tabs>
+        <w:ind w:start="3240" w:hanging="360"/>
+      </w:pPr>
+      <w:rPr>
+        <w:rFonts w:ascii="OpenSymbol" w:hAnsi="OpenSymbol" w:cs="OpenSymbol" w:hint="default"/>
+      </w:rPr>
+    </w:lvl>
+    <w:lvl w:ilvl="8">
+      <w:start w:val="1"/>
+      <w:numFmt w:val="bullet"/>
+      <w:lvlText w:val="▪"/>
+      <w:lvlJc w:val="start"/>
+      <w:pPr>
+        <w:tabs>
+          <w:tab w:val="num" w:pos="3600"/>
+        </w:tabs>
+        <w:ind w:start="3600" w:hanging="360"/>
+      </w:pPr>
+      <w:rPr>
+        <w:rFonts w:ascii="OpenSymbol" w:hAnsi="OpenSymbol" w:cs="OpenSymbol" w:hint="default"/>
+      </w:rPr>
+    </w:lvl>
+  </w:abstractNum>
+  <w:abstractNum w:abstractNumId="10">
+    <w:lvl w:ilvl="0">
+      <w:start w:val="1"/>
       <w:numFmt w:val="none"/>
       <w:pStyle w:val="Heading1"/>
       <w:suff w:val="nothing"/>
@@ -3044,6 +3366,9 @@
   </w:num>
   <w:num w:numId="9">
     <w:abstractNumId w:val="9"/>
+  </w:num>
+  <w:num w:numId="10">
+    <w:abstractNumId w:val="10"/>
   </w:num>
 </w:numbering>
 </file>

--- a/Reqs/2026/Feature Review and Bug Tracking Log - v2026.docx
+++ b/Reqs/2026/Feature Review and Bug Tracking Log - v2026.docx
@@ -241,7 +241,12 @@
         </w:numPr>
         <w:bidi w:val="0"/>
         <w:jc w:val="start"/>
-        <w:rPr/>
+        <w:rPr>
+          <w:rStyle w:val="Strong"/>
+          <w:rFonts w:ascii="Liberation Sans" w:hAnsi="Liberation Sans"/>
+          <w:b w:val="false"/>
+          <w:bCs w:val="false"/>
+        </w:rPr>
       </w:pPr>
       <w:r>
         <w:rPr>
@@ -313,7 +318,7 @@
           <w:b w:val="false"/>
           <w:bCs w:val="false"/>
         </w:rPr>
-        <w:t>ScanPoints</w:t>
+        <w:t>ScanCoin</w:t>
       </w:r>
     </w:p>
     <w:p>
